--- a/curriculos/Curriculo 115-03/microcurriculos/VIII SEMESTRE/1155809_Seminario_Integrador_Iii.docx
+++ b/curriculos/Curriculo 115-03/microcurriculos/VIII SEMESTRE/1155809_Seminario_Integrador_Iii.docx
@@ -1237,6 +1237,14 @@
                 <w:rtl w:val="0"/>
               </w:rPr>
             </w:r>
+            <w:r>
+              <w:rPr>
+                <w:rFonts w:ascii="Arial" w:cs="Arial" w:eastAsia="Arial" w:hAnsi="Arial"/>
+                <w:sz w:val="15"/>
+                <w:szCs w:val="15"/>
+              </w:rPr>
+              <w:t>2</w:t>
+            </w:r>
           </w:p>
         </w:tc>
       </w:tr>
@@ -1368,7 +1376,7 @@
                 <w:szCs w:val="15"/>
                 <w:rtl w:val="0"/>
               </w:rPr>
-              <w:t xml:space="preserve">3</w:t>
+              <w:t xml:space="preserve">X</w:t>
             </w:r>
           </w:p>
         </w:tc>
@@ -2152,52 +2160,8 @@
               <w:rPr>
                 <w:rFonts w:ascii="Arial" w:cs="Arial" w:eastAsia="Arial" w:hAnsi="Arial"/>
                 <w:b w:val="1"/>
-                <w:rtl w:val="0"/>
               </w:rPr>
               <w:t xml:space="preserve">1155606</w:t>
-            </w:r>
-          </w:p>
-          <w:p>
-            <w:pPr>
-              <w:spacing w:line="276" w:lineRule="auto"/>
-              <w:jc w:val="both"/>
-              <w:rPr>
-                <w:rFonts w:ascii="Arial" w:cs="Arial" w:eastAsia="Arial" w:hAnsi="Arial"/>
-                <w:b w:val="1"/>
-              </w:rPr>
-            </w:pPr>
-            <w:r>
-              <w:rPr>
-                <w:rFonts w:ascii="Arial" w:cs="Arial" w:eastAsia="Arial" w:hAnsi="Arial"/>
-                <w:b w:val="1"/>
-                <w:rtl w:val="0"/>
-              </w:rPr>
-              <w:t xml:space="preserve">1155609</w:t>
-            </w:r>
-          </w:p>
-          <w:p>
-            <w:pPr>
-              <w:spacing w:line="276" w:lineRule="auto"/>
-              <w:jc w:val="both"/>
-              <w:rPr>
-                <w:rFonts w:ascii="Arial" w:cs="Arial" w:eastAsia="Arial" w:hAnsi="Arial"/>
-                <w:b w:val="1"/>
-                <w:sz w:val="16"/>
-                <w:szCs w:val="16"/>
-              </w:rPr>
-            </w:pPr>
-            <w:r>
-              <w:rPr>
-                <w:rFonts w:ascii="Arial" w:cs="Arial" w:eastAsia="Arial" w:hAnsi="Arial"/>
-                <w:b w:val="1"/>
-                <w:rtl w:val="0"/>
-              </w:rPr>
-              <w:t xml:space="preserve">1155705</w:t>
-            </w:r>
-            <w:r>
-              <w:rPr>
-                <w:rtl w:val="0"/>
-              </w:rPr>
             </w:r>
           </w:p>
         </w:tc>
@@ -2215,11 +2179,44 @@
             <w:r>
               <w:rPr>
                 <w:rFonts w:ascii="Arial" w:cs="Arial" w:eastAsia="Arial" w:hAnsi="Arial"/>
-                <w:rtl w:val="0"/>
-              </w:rPr>
-              <w:t xml:space="preserve">Programación WEB</w:t>
-            </w:r>
-          </w:p>
+              </w:rPr>
+              <w:t xml:space="preserve">Programación Web</w:t>
+            </w:r>
+          </w:p>
+        </w:tc>
+      </w:tr>
+      <w:tr>
+        <w:trPr>
+          <w:cantSplit w:val="0"/>
+          <w:trHeight w:val="339" w:hRule="atLeast"/>
+          <w:tblHeader w:val="0"/>
+        </w:trPr>
+        <w:tc>
+          <w:tcPr>
+            <w:vAlign w:val="center"/>
+          </w:tcPr>
+          <w:p>
+            <w:pPr>
+              <w:spacing w:line="276" w:lineRule="auto"/>
+              <w:jc w:val="both"/>
+              <w:rPr>
+                <w:rFonts w:ascii="Arial" w:cs="Arial" w:eastAsia="Arial" w:hAnsi="Arial"/>
+                <w:b w:val="1"/>
+              </w:rPr>
+            </w:pPr>
+            <w:r>
+              <w:rPr>
+                <w:rFonts w:ascii="Arial" w:cs="Arial" w:eastAsia="Arial" w:hAnsi="Arial"/>
+                <w:b w:val="1"/>
+              </w:rPr>
+              <w:t xml:space="preserve">1155609</w:t>
+            </w:r>
+          </w:p>
+        </w:tc>
+        <w:tc>
+          <w:tcPr>
+            <w:vAlign w:val="center"/>
+          </w:tcPr>
           <w:p>
             <w:pPr>
               <w:widowControl w:val="0"/>
@@ -2230,32 +2227,56 @@
             <w:r>
               <w:rPr>
                 <w:rFonts w:ascii="Arial" w:cs="Arial" w:eastAsia="Arial" w:hAnsi="Arial"/>
-                <w:rtl w:val="0"/>
               </w:rPr>
               <w:t xml:space="preserve">Seminario Integrador II</w:t>
             </w:r>
           </w:p>
+        </w:tc>
+      </w:tr>
+      <w:tr>
+        <w:trPr>
+          <w:cantSplit w:val="0"/>
+          <w:trHeight w:val="339" w:hRule="atLeast"/>
+          <w:tblHeader w:val="0"/>
+        </w:trPr>
+        <w:tc>
+          <w:tcPr>
+            <w:vAlign w:val="center"/>
+          </w:tcPr>
+          <w:p>
+            <w:pPr>
+              <w:spacing w:line="276" w:lineRule="auto"/>
+              <w:jc w:val="both"/>
+              <w:rPr>
+                <w:rFonts w:ascii="Arial" w:cs="Arial" w:eastAsia="Arial" w:hAnsi="Arial"/>
+                <w:b w:val="1"/>
+              </w:rPr>
+            </w:pPr>
+            <w:r>
+              <w:rPr>
+                <w:rFonts w:ascii="Arial" w:cs="Arial" w:eastAsia="Arial" w:hAnsi="Arial"/>
+                <w:b w:val="1"/>
+              </w:rPr>
+              <w:t xml:space="preserve">1155705</w:t>
+            </w:r>
+          </w:p>
+        </w:tc>
+        <w:tc>
+          <w:tcPr>
+            <w:vAlign w:val="center"/>
+          </w:tcPr>
           <w:p>
             <w:pPr>
               <w:widowControl w:val="0"/>
               <w:rPr>
                 <w:rFonts w:ascii="Arial" w:cs="Arial" w:eastAsia="Arial" w:hAnsi="Arial"/>
-                <w:b w:val="1"/>
-                <w:sz w:val="16"/>
-                <w:szCs w:val="16"/>
-              </w:rPr>
-            </w:pPr>
-            <w:r>
-              <w:rPr>
-                <w:rFonts w:ascii="Arial" w:cs="Arial" w:eastAsia="Arial" w:hAnsi="Arial"/>
-                <w:rtl w:val="0"/>
+              </w:rPr>
+            </w:pPr>
+            <w:r>
+              <w:rPr>
+                <w:rFonts w:ascii="Arial" w:cs="Arial" w:eastAsia="Arial" w:hAnsi="Arial"/>
               </w:rPr>
               <w:t xml:space="preserve">Análisis y Diseño de Sistemas</w:t>
-            </w:r>
-            <w:r>
-              <w:rPr>
-                <w:rtl w:val="0"/>
-              </w:rPr>
             </w:r>
           </w:p>
         </w:tc>
